--- a/sba_application/11_lender_credit_memo/CLOSING_CHECKLIST.docx
+++ b/sba_application/11_lender_credit_memo/CLOSING_CHECKLIST.docx
@@ -480,7 +480,7 @@
           <w:i w:val="0"/>
           <w:sz w:val="21"/>
         </w:rPr>
-        <w:t xml:space="preserve">  - Spouse acknowledgement (if state requires) - signed</w:t>
+        <w:t xml:space="preserve">  - Spouse acknowledgement / consent - Mary Elizabeth Burcham, signed and dated</w:t>
       </w:r>
     </w:p>
     <w:p>

--- a/sba_application/11_lender_credit_memo/CLOSING_CHECKLIST.docx
+++ b/sba_application/11_lender_credit_memo/CLOSING_CHECKLIST.docx
@@ -150,7 +150,7 @@
           <w:i w:val="0"/>
           <w:sz w:val="21"/>
         </w:rPr>
-        <w:t xml:space="preserve">  - Hickory CHOW Membership Interest Purchase Agreement - executed</w:t>
+        <w:t xml:space="preserve">  - Hickory CHOW Membership Interest Purchase Agreement (MIPA) - executed (filed)</w:t>
       </w:r>
     </w:p>
     <w:p>
@@ -160,7 +160,7 @@
           <w:i w:val="0"/>
           <w:sz w:val="21"/>
         </w:rPr>
-        <w:t xml:space="preserve">  - Hickory CHOW seller promissory note ($300K, 36 mo, 6%) - executed</w:t>
+        <w:t xml:space="preserve">  - Wire confirmation of the $300,000 seller payoff at close (no retained seller note)</w:t>
       </w:r>
     </w:p>
     <w:p>
@@ -180,7 +180,7 @@
           <w:i w:val="0"/>
           <w:sz w:val="21"/>
         </w:rPr>
-        <w:t xml:space="preserve">  - Standby Agreement (if any seller-financing portion is on standby) - SBA Form 155</w:t>
+        <w:t xml:space="preserve">  - Manager resignations + spousal consents per the MIPA closing deliverables</w:t>
       </w:r>
     </w:p>
     <w:p>
@@ -190,17 +190,7 @@
           <w:i w:val="0"/>
           <w:sz w:val="21"/>
         </w:rPr>
-        <w:t xml:space="preserve">  - UCC-1 financing statement filings (SBA lender, seller note)</w:t>
-      </w:r>
-    </w:p>
-    <w:p>
-      <w:r>
-        <w:rPr>
-          <w:b w:val="0"/>
-          <w:i w:val="0"/>
-          <w:sz w:val="21"/>
-        </w:rPr>
-        <w:t xml:space="preserve">  - Subordination agreement(s) between SBA lender and seller (if required)</w:t>
+        <w:t xml:space="preserve">  - UCC-1 financing statement filing (SBA lender)</w:t>
       </w:r>
     </w:p>
     <w:p>

--- a/sba_application/11_lender_credit_memo/CLOSING_CHECKLIST.docx
+++ b/sba_application/11_lender_credit_memo/CLOSING_CHECKLIST.docx
@@ -330,7 +330,7 @@
           <w:i w:val="0"/>
           <w:sz w:val="21"/>
         </w:rPr>
-        <w:t xml:space="preserve">  - Full $250,000 on deposit in Tyler Hospice Hold LLC operating account at close (per SOP 50 10 8)</w:t>
+        <w:t xml:space="preserve">  - Full $195,000 on deposit in Tyler Hospice Hold LLC operating account at close (per SOP 50 10 8)</w:t>
       </w:r>
     </w:p>
     <w:p>
@@ -340,7 +340,7 @@
           <w:i w:val="0"/>
           <w:sz w:val="21"/>
         </w:rPr>
-        <w:t xml:space="preserve">  - Bank statements (Mercury / Column N.A. acct ****1275) showing all three tranches received</w:t>
+        <w:t xml:space="preserve">  - Bank statements (Mercury / Column N.A. acct ****1275) showing all two tranches received</w:t>
       </w:r>
     </w:p>
     <w:p>
@@ -610,7 +610,7 @@
           <w:i w:val="0"/>
           <w:sz w:val="21"/>
         </w:rPr>
-        <w:t xml:space="preserve">  - Disbursement instructions for the $500K (operating account + use-of-proceeds wires)</w:t>
+        <w:t xml:space="preserve">  - Disbursement instructions for the $555K (operating account + use-of-proceeds wires)</w:t>
       </w:r>
     </w:p>
     <w:p>

--- a/sba_application/11_lender_credit_memo/CLOSING_CHECKLIST.docx
+++ b/sba_application/11_lender_credit_memo/CLOSING_CHECKLIST.docx
@@ -20,7 +20,7 @@
           <w:color w:val="606060"/>
           <w:sz w:val="18"/>
         </w:rPr>
-        <w:t>Tyler Hospice Hold LLC - Azalea Hospice CHOW. Items typically required at SBA loan close.</w:t>
+        <w:t>Tyler Hospice Hold, LLC - Azalea Hospice CHOW. Items typically required at SBA loan close.</w:t>
       </w:r>
     </w:p>
     <w:p>
@@ -50,7 +50,7 @@
           <w:i w:val="0"/>
           <w:sz w:val="21"/>
         </w:rPr>
-        <w:t xml:space="preserve">  - Tyler Hospice Hold LLC - WY Certificate of Formation</w:t>
+        <w:t xml:space="preserve">  - Tyler Hospice Hold, LLC - WY Certificate of Formation</w:t>
       </w:r>
     </w:p>
     <w:p>
@@ -60,7 +60,7 @@
           <w:i w:val="0"/>
           <w:sz w:val="21"/>
         </w:rPr>
-        <w:t xml:space="preserve">  - Tyler Hospice Hold LLC - Operating Agreement (executed, current)</w:t>
+        <w:t xml:space="preserve">  - Tyler Hospice Hold, LLC - Operating Agreement (executed, current)</w:t>
       </w:r>
     </w:p>
     <w:p>
@@ -70,7 +70,7 @@
           <w:i w:val="0"/>
           <w:sz w:val="21"/>
         </w:rPr>
-        <w:t xml:space="preserve">  - Tyler Hospice Hold LLC - EIN assignment letter (IRS CP-575)</w:t>
+        <w:t xml:space="preserve">  - Tyler Hospice Hold, LLC - EIN assignment letter (IRS CP-575)</w:t>
       </w:r>
     </w:p>
     <w:p>
@@ -80,7 +80,7 @@
           <w:i w:val="0"/>
           <w:sz w:val="21"/>
         </w:rPr>
-        <w:t xml:space="preserve">  - Tyler Hospice Hold LLC - Certificate of Good Standing (WY) - recent (within 30 days of close)</w:t>
+        <w:t xml:space="preserve">  - Tyler Hospice Hold, LLC - Certificate of Good Standing (WY) - recent (within 30 days of close)</w:t>
       </w:r>
     </w:p>
     <w:p>
@@ -90,7 +90,7 @@
           <w:i w:val="0"/>
           <w:sz w:val="21"/>
         </w:rPr>
-        <w:t xml:space="preserve">  - Tyler Hospice Hold LLC - Foreign qualification in TX (Certificate of Authority) and TX Good Standing</w:t>
+        <w:t xml:space="preserve">  - Tyler Hospice Hold, LLC - Foreign qualification in TX (Certificate of Authority) and TX Good Standing</w:t>
       </w:r>
     </w:p>
     <w:p>
@@ -330,7 +330,7 @@
           <w:i w:val="0"/>
           <w:sz w:val="21"/>
         </w:rPr>
-        <w:t xml:space="preserve">  - Full $195,000 on deposit in Tyler Hospice Hold LLC operating account at close (per SOP 50 10 8)</w:t>
+        <w:t xml:space="preserve">  - Full $195,000 on deposit in Tyler Hospice Hold, LLC operating account at close (per SOP 50 10 8)</w:t>
       </w:r>
     </w:p>
     <w:p>
@@ -640,7 +640,7 @@
           <w:color w:val="606060"/>
           <w:sz w:val="16"/>
         </w:rPr>
-        <w:t>Prepared for the SBA 7(a) loan application of Tyler Hospice Hold LLC (dba Azalea Hospice &amp; Palliative Care). Confidential.</w:t>
+        <w:t>Prepared for the SBA 7(a) loan application of Tyler Hospice Hold, LLC (dba Azalea Hospice &amp; Palliative Care). Confidential.</w:t>
       </w:r>
     </w:p>
     <w:sectPr>

--- a/sba_application/11_lender_credit_memo/CLOSING_CHECKLIST.docx
+++ b/sba_application/11_lender_credit_memo/CLOSING_CHECKLIST.docx
@@ -150,7 +150,7 @@
           <w:i w:val="0"/>
           <w:sz w:val="21"/>
         </w:rPr>
-        <w:t xml:space="preserve">  - Hickory CHOW Membership Interest Purchase Agreement (MIPA) - executed (filed)</w:t>
+        <w:t xml:space="preserve">  - Hickory CHOW Membership Interest Purchase Agreement (MIPA) - executed; amended so the Buyer is 'Tyler Hospice Hold, LLC, a Wyoming limited liability company' (Rev. 2.00 currently names a Texas LLC)</w:t>
       </w:r>
     </w:p>
     <w:p>
@@ -160,7 +160,37 @@
           <w:i w:val="0"/>
           <w:sz w:val="21"/>
         </w:rPr>
-        <w:t xml:space="preserve">  - Wire confirmation of the $300,000 seller payoff at close (no retained seller note)</w:t>
+        <w:t xml:space="preserve">  - Bank acquisition term-loan documents (note, security agreement) - executed</w:t>
+      </w:r>
+    </w:p>
+    <w:p>
+      <w:r>
+        <w:rPr>
+          <w:b w:val="0"/>
+          <w:i w:val="0"/>
+          <w:sz w:val="21"/>
+        </w:rPr>
+        <w:t xml:space="preserve">  - Intercreditor / subordination agreement subordinating the bank loan to the SBA 7(a) loan - executed; SBA-lender approval of the piggyback financing</w:t>
+      </w:r>
+    </w:p>
+    <w:p>
+      <w:r>
+        <w:rPr>
+          <w:b w:val="0"/>
+          <w:i w:val="0"/>
+          <w:sz w:val="21"/>
+        </w:rPr>
+        <w:t xml:space="preserve">  - James Bullard personal guaranty of the bank acquisition loan - executed</w:t>
+      </w:r>
+    </w:p>
+    <w:p>
+      <w:r>
+        <w:rPr>
+          <w:b w:val="0"/>
+          <w:i w:val="0"/>
+          <w:sz w:val="21"/>
+        </w:rPr>
+        <w:t xml:space="preserve">  - Wire confirmation of the $300,000 Hickory acquisition (funded by the bank acquisition loan)</w:t>
       </w:r>
     </w:p>
     <w:p>
@@ -190,7 +220,7 @@
           <w:i w:val="0"/>
           <w:sz w:val="21"/>
         </w:rPr>
-        <w:t xml:space="preserve">  - UCC-1 financing statement filing (SBA lender)</w:t>
+        <w:t xml:space="preserve">  - UCC-1 financing statement filings (SBA lender; acquisition-loan bank, subordinate)</w:t>
       </w:r>
     </w:p>
     <w:p>
@@ -400,7 +430,7 @@
           <w:color w:val="1F3864"/>
           <w:sz w:val="23"/>
         </w:rPr>
-        <w:t>F. Guarantor (Geoff Schackmann)</w:t>
+        <w:t>F. Guarantors (SBA 7(a) loan)</w:t>
       </w:r>
     </w:p>
     <w:p>
@@ -410,7 +440,27 @@
           <w:i w:val="0"/>
           <w:sz w:val="21"/>
         </w:rPr>
-        <w:t xml:space="preserve">  - Personal guaranty (SBA Form 148 or lender form) - signed</w:t>
+        <w:t xml:space="preserve">  - Personal guaranty of Geoff Schackmann (SBA Form 148 or lender form) - signed</w:t>
+      </w:r>
+    </w:p>
+    <w:p>
+      <w:r>
+        <w:rPr>
+          <w:b w:val="0"/>
+          <w:i w:val="0"/>
+          <w:sz w:val="21"/>
+        </w:rPr>
+        <w:t xml:space="preserve">  - Entity guaranty of Adeline &amp; Lilah, LLC (39.9% owner of the borrower) - signed</w:t>
+      </w:r>
+    </w:p>
+    <w:p>
+      <w:r>
+        <w:rPr>
+          <w:b w:val="0"/>
+          <w:i w:val="0"/>
+          <w:sz w:val="21"/>
+        </w:rPr>
+        <w:t xml:space="preserve">  - Corporate guaranty of Hickory Hospice LLC (operating subsidiary) + lien on its assets/receivables - signed</w:t>
       </w:r>
     </w:p>
     <w:p>
@@ -610,7 +660,7 @@
           <w:i w:val="0"/>
           <w:sz w:val="21"/>
         </w:rPr>
-        <w:t xml:space="preserve">  - Disbursement instructions for the $555K (operating account + use-of-proceeds wires)</w:t>
+        <w:t xml:space="preserve">  - Disbursement instructions for the $450K SBA loan (operating account + use-of-proceeds wires) and the $300K bank acquisition loan (Hickory purchase wire)</w:t>
       </w:r>
     </w:p>
     <w:p>

--- a/sba_application/11_lender_credit_memo/CLOSING_CHECKLIST.docx
+++ b/sba_application/11_lender_credit_memo/CLOSING_CHECKLIST.docx
@@ -440,17 +440,7 @@
           <w:i w:val="0"/>
           <w:sz w:val="21"/>
         </w:rPr>
-        <w:t xml:space="preserve">  - Personal guaranty of Geoff Schackmann (SBA Form 148 or lender form) - signed</w:t>
-      </w:r>
-    </w:p>
-    <w:p>
-      <w:r>
-        <w:rPr>
-          <w:b w:val="0"/>
-          <w:i w:val="0"/>
-          <w:sz w:val="21"/>
-        </w:rPr>
-        <w:t xml:space="preserve">  - Entity guaranty of Adeline &amp; Lilah, LLC (39.9% owner of the borrower) - signed</w:t>
+        <w:t xml:space="preserve">  - Personal guaranty of Geoff Schackmann (sole 39.9% direct owner) (SBA Form 148 or lender form) - signed</w:t>
       </w:r>
     </w:p>
     <w:p>
@@ -520,7 +510,7 @@
           <w:i w:val="0"/>
           <w:sz w:val="21"/>
         </w:rPr>
-        <w:t xml:space="preserve">  - Spouse acknowledgement / consent - Mary Elizabeth Burcham, signed and dated</w:t>
+        <w:t xml:space="preserve">  - Spousal / community-property consent - Mary Elizabeth Burcham, signed and dated</w:t>
       </w:r>
     </w:p>
     <w:p>
